--- a/test_out.docx
+++ b/test_out.docx
@@ -74,6 +74,7 @@
         </w:drawing>
       </w:r>
     </w:p>
+    <w:p/>
     <w:p>
       <w:pPr>
         <w:spacing w:after="120"/>
@@ -125,7 +126,7 @@
     </w:p>
     <w:p>
       <w:pPr>
-        <w:spacing w:after="240"/>
+        <w:spacing w:after="0"/>
         <w:jc w:val="center"/>
       </w:pPr>
       <w:r>
@@ -135,6 +136,7 @@
         <w:t>Analista de Regulação, matrícula nº 40672015/01</w:t>
       </w:r>
     </w:p>
+    <w:p/>
     <w:p>
       <w:pPr>
         <w:spacing w:after="0"/>
@@ -150,7 +152,7 @@
     </w:p>
     <w:p>
       <w:pPr>
-        <w:spacing w:after="0"/>
+        <w:spacing w:after="240"/>
         <w:jc w:val="center"/>
       </w:pPr>
       <w:r>
@@ -726,6 +728,14 @@
         <w:spacing w:after="120"/>
       </w:pPr>
       <w:r>
+        <w:rPr>
+          <w:rFonts w:ascii="Aptos" w:hAnsi="Aptos"/>
+          <w:b/>
+          <w:sz w:val="22"/>
+        </w:rPr>
+        <w:t>1.</w:t>
+      </w:r>
+      <w:r>
         <w:tab/>
       </w:r>
       <w:r>
@@ -760,7 +770,7 @@
           <w:b/>
           <w:sz w:val="22"/>
         </w:rPr>
-        <w:t>1.</w:t>
+        <w:t>2.</w:t>
       </w:r>
       <w:r>
         <w:tab/>
@@ -797,7 +807,7 @@
           <w:b/>
           <w:sz w:val="22"/>
         </w:rPr>
-        <w:t>2.</w:t>
+        <w:t>3.</w:t>
       </w:r>
       <w:r>
         <w:tab/>
@@ -834,7 +844,7 @@
           <w:b/>
           <w:sz w:val="22"/>
         </w:rPr>
-        <w:t>3.</w:t>
+        <w:t>4.</w:t>
       </w:r>
       <w:r>
         <w:tab/>
@@ -871,7 +881,7 @@
           <w:b/>
           <w:sz w:val="22"/>
         </w:rPr>
-        <w:t>4.</w:t>
+        <w:t>5.</w:t>
       </w:r>
       <w:r>
         <w:tab/>
@@ -908,7 +918,7 @@
           <w:b/>
           <w:sz w:val="22"/>
         </w:rPr>
-        <w:t>5.</w:t>
+        <w:t>6.</w:t>
       </w:r>
       <w:r>
         <w:tab/>
@@ -945,7 +955,7 @@
           <w:b/>
           <w:sz w:val="22"/>
         </w:rPr>
-        <w:t>6.</w:t>
+        <w:t>7.</w:t>
       </w:r>
       <w:r>
         <w:tab/>
@@ -1016,7 +1026,7 @@
           <w:b/>
           <w:sz w:val="24"/>
         </w:rPr>
-        <w:t>INTRODUÇÃO</w:t>
+        <w:t>1. INTRODUÇÃO</w:t>
       </w:r>
     </w:p>
     <w:p/>
@@ -1082,7 +1092,22 @@
           <w:rFonts w:ascii="Aptos" w:hAnsi="Aptos"/>
           <w:sz w:val="22"/>
         </w:rPr>
-        <w:t>É importante observar que foram realizadas ações de fiscalização, no dia 9 de junho de 2026, conforme comunicado enviado à SUAPE por meio do Ofício Arpe/DTO nº 302 (Doc. SEI 75605952).</w:t>
+        <w:t xml:space="preserve">É importante observar que foram realizadas ações de fiscalização, no dia 9 de junho de 2026, conforme comunicado enviado à SUAPE por meio do Ofício Arpe/DTO nº </w:t>
+      </w:r>
+      <w:r>
+        <w:rPr>
+          <w:rFonts w:ascii="Aptos" w:hAnsi="Aptos"/>
+          <w:color w:val="FF0000"/>
+          <w:sz w:val="22"/>
+        </w:rPr>
+        <w:t>302 (Doc. SEI 75605952)</w:t>
+      </w:r>
+      <w:r>
+        <w:rPr>
+          <w:rFonts w:ascii="Aptos" w:hAnsi="Aptos"/>
+          <w:sz w:val="22"/>
+        </w:rPr>
+        <w:t>.</w:t>
       </w:r>
     </w:p>
     <w:p>
@@ -1107,7 +1132,7 @@
           <w:b/>
           <w:sz w:val="24"/>
         </w:rPr>
-        <w:t>1. OBJETIVO</w:t>
+        <w:t>2. OBJETIVO</w:t>
       </w:r>
     </w:p>
     <w:p/>
@@ -1961,7 +1986,7 @@
           <w:b/>
           <w:sz w:val="24"/>
         </w:rPr>
-        <w:t>2. METODOLOGIA</w:t>
+        <w:t>3. METODOLOGIA</w:t>
       </w:r>
     </w:p>
     <w:p/>
@@ -2033,6 +2058,7 @@
     <w:p>
       <w:pPr>
         <w:spacing w:line="276" w:lineRule="auto" w:after="120"/>
+        <w:ind w:left="720" w:hanging="360"/>
         <w:jc w:val="both"/>
       </w:pPr>
       <w:r>
@@ -2042,6 +2068,12 @@
         </w:rPr>
         <w:t>•</w:t>
         <w:tab/>
+      </w:r>
+      <w:r>
+        <w:rPr>
+          <w:rFonts w:ascii="Aptos" w:hAnsi="Aptos"/>
+          <w:sz w:val="22"/>
+        </w:rPr>
         <w:t>Lei Estadual nº. 12.524, de 30 de dezembro de 2003, regulamentada pelo Decreto Estadual nº. 30.200, de 09 de fevereiro de 2007, que altera e consolida as disposições da Lei nº. 12.126, de 12 de dezembro de 2001, que cria a Agência de Regulação dos Serviços Públicos Delegados do Estado de Pernambuco - ARPE, e dá outras providências;</w:t>
       </w:r>
     </w:p>
@@ -2054,7 +2086,8 @@
       <w:r>
         <w:rPr>
           <w:rFonts w:ascii="Aptos" w:hAnsi="Aptos"/>
-          <w:sz w:val="22"/>
+          <w:i/>
+          <w:sz w:val="18"/>
         </w:rPr>
         <w:t>Art. 3º Compete à ARPE a regulação de todos os serviços públicos delegados pelo Estado de Pernambuco, ou por ele diretamente prestados, embora sujeitos à delegação, quer de sua competência ou a ele delegados por outros entes federados, em decorrência de norma legal ou regulamentar, disposição convenial ou contratual.</w:t>
       </w:r>
@@ -2068,7 +2101,8 @@
       <w:r>
         <w:rPr>
           <w:rFonts w:ascii="Aptos" w:hAnsi="Aptos"/>
-          <w:sz w:val="22"/>
+          <w:i/>
+          <w:sz w:val="18"/>
         </w:rPr>
         <w:t>§ 1º A atividade reguladora da ARPE deverá ser exercida, em especial, nas seguintes áreas:</w:t>
       </w:r>
@@ -2082,7 +2116,8 @@
       <w:r>
         <w:rPr>
           <w:rFonts w:ascii="Aptos" w:hAnsi="Aptos"/>
-          <w:sz w:val="22"/>
+          <w:i/>
+          <w:sz w:val="18"/>
         </w:rPr>
         <w:t>[...]</w:t>
       </w:r>
@@ -2096,7 +2131,8 @@
       <w:r>
         <w:rPr>
           <w:rFonts w:ascii="Aptos" w:hAnsi="Aptos"/>
-          <w:sz w:val="22"/>
+          <w:i/>
+          <w:sz w:val="18"/>
         </w:rPr>
         <w:t>III - rodovias;</w:t>
       </w:r>
@@ -2110,7 +2146,8 @@
       <w:r>
         <w:rPr>
           <w:rFonts w:ascii="Aptos" w:hAnsi="Aptos"/>
-          <w:sz w:val="22"/>
+          <w:i/>
+          <w:sz w:val="18"/>
         </w:rPr>
         <w:t>[...]</w:t>
       </w:r>
@@ -2124,7 +2161,8 @@
       <w:r>
         <w:rPr>
           <w:rFonts w:ascii="Aptos" w:hAnsi="Aptos"/>
-          <w:sz w:val="22"/>
+          <w:i/>
+          <w:sz w:val="18"/>
         </w:rPr>
         <w:t>Art. 4º Compete ainda à ARPE:</w:t>
       </w:r>
@@ -2138,7 +2176,8 @@
       <w:r>
         <w:rPr>
           <w:rFonts w:ascii="Aptos" w:hAnsi="Aptos"/>
-          <w:sz w:val="22"/>
+          <w:i/>
+          <w:sz w:val="18"/>
         </w:rPr>
         <w:t>[...]</w:t>
       </w:r>
@@ -2152,15 +2191,17 @@
       <w:r>
         <w:rPr>
           <w:rFonts w:ascii="Aptos" w:hAnsi="Aptos"/>
-          <w:sz w:val="22"/>
+          <w:i/>
+          <w:sz w:val="18"/>
         </w:rPr>
-        <w:t>X - Fiscalizar diretamente ou mediante convênio com o Estado de Pernambuco, através de seus órgãos ou entidades vinculadas, com sua supervisão, os aspects técnico, econômico, contábil, financeiro, operacional e jurídico dos serviços públicos delegados, valendo-se inclusive, de indicadores e procedimentos amostrais.</w:t>
+        <w:t>X - Fiscalizar diretamente ou mediante convênio com o Estado de Pernambuco, através de seus órgãos ou entidades vinculadas, com sua supervisão, os aspectos técnico, econômico, contábil, financeiro, operacional e jurídico dos serviços públicos delegados, valendo-se inclusive, de indicadores e procedimentos amostrais.</w:t>
       </w:r>
     </w:p>
     <w:p/>
     <w:p>
       <w:pPr>
         <w:spacing w:line="276" w:lineRule="auto" w:after="120"/>
+        <w:ind w:left="720" w:hanging="360"/>
         <w:jc w:val="both"/>
       </w:pPr>
       <w:r>
@@ -2170,6 +2211,12 @@
         </w:rPr>
         <w:t>•</w:t>
         <w:tab/>
+      </w:r>
+      <w:r>
+        <w:rPr>
+          <w:rFonts w:ascii="Aptos" w:hAnsi="Aptos"/>
+          <w:sz w:val="22"/>
+        </w:rPr>
         <w:t>Contrato de Concessão CT. nº 043/2011, de 18 de julho de 2011, para a delegação da exploração do Complexo Viário e Logístico de SUAPE – EXPRESSWAY, conforme detalhado no Anexo IV do Edital (PDCL) e regidos pela Constituição Federal; pela Lei Federal Nº 8.987/95; Lei Federal Nº 9.074/95; Lei Federal 8.666/93 e Lei Estadual Nº 14.233/2010.</w:t>
       </w:r>
     </w:p>
@@ -2177,6 +2224,7 @@
     <w:p>
       <w:pPr>
         <w:spacing w:line="276" w:lineRule="auto" w:after="120"/>
+        <w:ind w:left="720" w:hanging="360"/>
         <w:jc w:val="both"/>
       </w:pPr>
       <w:r>
@@ -2186,6 +2234,12 @@
         </w:rPr>
         <w:t>•</w:t>
         <w:tab/>
+      </w:r>
+      <w:r>
+        <w:rPr>
+          <w:rFonts w:ascii="Aptos" w:hAnsi="Aptos"/>
+          <w:sz w:val="22"/>
+        </w:rPr>
         <w:t>Convênio de Cooperação Técnica n° 003/2021 de 22 de setembro 2021, firmado entre o Complexo Industrial Portuário Governador Eraldo Gueiros – SUAPE e a Agência de Regulação de Pernambuco – ARPE, e Renovação do Termo Aditivo que prorroga o prazo de vigência e execução contratual até 22 de setembro de 2026.</w:t>
       </w:r>
     </w:p>
@@ -2193,6 +2247,7 @@
     <w:p>
       <w:pPr>
         <w:spacing w:line="276" w:lineRule="auto" w:after="120"/>
+        <w:ind w:left="720" w:hanging="360"/>
         <w:jc w:val="both"/>
       </w:pPr>
       <w:r>
@@ -2202,6 +2257,12 @@
         </w:rPr>
         <w:t>•</w:t>
         <w:tab/>
+      </w:r>
+      <w:r>
+        <w:rPr>
+          <w:rFonts w:ascii="Aptos" w:hAnsi="Aptos"/>
+          <w:sz w:val="22"/>
+        </w:rPr>
         <w:t>Norma DNIT 005/2003 – que define os termos técnicos empregados em defeitos que ocorrem nos pavimentos flexíveis e semirrígidos e serve para padronizar a linguagem adotada na elaboração das normas, manuais, projetos e textos relativos aos pavimentos flexíveis e semirrígidos.</w:t>
       </w:r>
     </w:p>
@@ -2209,6 +2270,7 @@
     <w:p>
       <w:pPr>
         <w:spacing w:line="276" w:lineRule="auto" w:after="120"/>
+        <w:ind w:left="720" w:hanging="360"/>
         <w:jc w:val="both"/>
       </w:pPr>
       <w:r>
@@ -2218,6 +2280,12 @@
         </w:rPr>
         <w:t>•</w:t>
         <w:tab/>
+      </w:r>
+      <w:r>
+        <w:rPr>
+          <w:rFonts w:ascii="Aptos" w:hAnsi="Aptos"/>
+          <w:sz w:val="22"/>
+        </w:rPr>
         <w:t>Relatórios elaborados pelo Verificador Independente.</w:t>
       </w:r>
     </w:p>
@@ -2238,6 +2306,7 @@
     <w:p>
       <w:pPr>
         <w:spacing w:after="0" w:line="276" w:lineRule="auto"/>
+        <w:ind w:left="1080" w:hanging="360"/>
         <w:jc w:val="both"/>
       </w:pPr>
       <w:r>
@@ -2245,12 +2314,21 @@
           <w:rFonts w:ascii="Aptos" w:hAnsi="Aptos"/>
           <w:sz w:val="22"/>
         </w:rPr>
-        <w:t xml:space="preserve">     •    Nível 1 - três dígitos, caracterizando a concessionária: CRA ou CRC.</w:t>
+        <w:t>•</w:t>
+        <w:tab/>
+      </w:r>
+      <w:r>
+        <w:rPr>
+          <w:rFonts w:ascii="Aptos" w:hAnsi="Aptos"/>
+          <w:sz w:val="22"/>
+        </w:rPr>
+        <w:t>Nível 1 - três dígitos, caracterizando a concessionária: CRA ou CRC.</w:t>
       </w:r>
     </w:p>
     <w:p>
       <w:pPr>
         <w:spacing w:after="0" w:line="276" w:lineRule="auto"/>
+        <w:ind w:left="1080" w:hanging="360"/>
         <w:jc w:val="both"/>
       </w:pPr>
       <w:r>
@@ -2258,12 +2336,21 @@
           <w:rFonts w:ascii="Aptos" w:hAnsi="Aptos"/>
           <w:sz w:val="22"/>
         </w:rPr>
-        <w:t xml:space="preserve">     •    Nível 2 - composto por cinco dígitos: os dois primeiros representam as subdivisões utilizadas na rodovia concedida, por exemplo, Trecho (TR); Subtrecho (ST); Segmento Homogêneo (SH) e os três últimos dígitos identificam a subdivisão utilizada em cada contrato.</w:t>
+        <w:t>•</w:t>
+        <w:tab/>
+      </w:r>
+      <w:r>
+        <w:rPr>
+          <w:rFonts w:ascii="Aptos" w:hAnsi="Aptos"/>
+          <w:sz w:val="22"/>
+        </w:rPr>
+        <w:t>Nível 2 - composto por cinco dígitos: os dois primeiros representam as subdivisões utilizadas na rodovia concedida, por exemplo, Trecho (TR); Subtrecho (ST); Segmento Homogêneo (SH) e os três últimos dígitos identificam a subdivisão utilizada em cada contrato.</w:t>
       </w:r>
     </w:p>
     <w:p>
       <w:pPr>
         <w:spacing w:after="0" w:line="276" w:lineRule="auto"/>
+        <w:ind w:left="1080" w:hanging="360"/>
         <w:jc w:val="both"/>
       </w:pPr>
       <w:r>
@@ -2271,12 +2358,21 @@
           <w:rFonts w:ascii="Aptos" w:hAnsi="Aptos"/>
           <w:sz w:val="22"/>
         </w:rPr>
-        <w:t xml:space="preserve">     •    Nível 3 – composto por nove dígitos os quatro primeiros e os quatro últimos delimitam a localização das NC em escala de 0,01Km e o dígito intermediário informa se a NC é pontual "+" ou distribuída.</w:t>
+        <w:t>•</w:t>
+        <w:tab/>
+      </w:r>
+      <w:r>
+        <w:rPr>
+          <w:rFonts w:ascii="Aptos" w:hAnsi="Aptos"/>
+          <w:sz w:val="22"/>
+        </w:rPr>
+        <w:t>Nível 3 – composto por nove dígitos os quatro primeiros e os quatro últimos delimitam a localização das NC em escala de 0,01Km e o dígito intermediário informa se a NC é pontual "+" ou distribuída.</w:t>
       </w:r>
     </w:p>
     <w:p>
       <w:pPr>
         <w:spacing w:after="0" w:line="276" w:lineRule="auto"/>
+        <w:ind w:left="1080" w:hanging="360"/>
         <w:jc w:val="both"/>
       </w:pPr>
       <w:r>
@@ -2284,12 +2380,21 @@
           <w:rFonts w:ascii="Aptos" w:hAnsi="Aptos"/>
           <w:sz w:val="22"/>
         </w:rPr>
-        <w:t xml:space="preserve">     •    Nível 4 – informa o ano da constatação da NC com quatro dígitos, antecedido de “/”.</w:t>
+        <w:t>•</w:t>
+        <w:tab/>
+      </w:r>
+      <w:r>
+        <w:rPr>
+          <w:rFonts w:ascii="Aptos" w:hAnsi="Aptos"/>
+          <w:sz w:val="22"/>
+        </w:rPr>
+        <w:t>Nível 4 – informa o ano da constatação da NC com quatro dígitos, antecedido de “/”.</w:t>
       </w:r>
     </w:p>
     <w:p>
       <w:pPr>
         <w:spacing w:after="0" w:line="276" w:lineRule="auto"/>
+        <w:ind w:left="1080" w:hanging="360"/>
         <w:jc w:val="both"/>
       </w:pPr>
       <w:r>
@@ -2297,7 +2402,15 @@
           <w:rFonts w:ascii="Aptos" w:hAnsi="Aptos"/>
           <w:sz w:val="22"/>
         </w:rPr>
-        <w:t xml:space="preserve">     •    Nível 5 - contendo o sequencial numérico da NC no ano, expresso em três dígitos.</w:t>
+        <w:t>•</w:t>
+        <w:tab/>
+      </w:r>
+      <w:r>
+        <w:rPr>
+          <w:rFonts w:ascii="Aptos" w:hAnsi="Aptos"/>
+          <w:sz w:val="22"/>
+        </w:rPr>
+        <w:t>Nível 5 - contendo o sequencial numérico da NC no ano, expresso em três dígitos.</w:t>
       </w:r>
     </w:p>
     <w:p>
@@ -2371,7 +2484,7 @@
           <w:b/>
           <w:sz w:val="24"/>
         </w:rPr>
-        <w:t>3. FISCALIZAÇÃO</w:t>
+        <w:t>4. FISCALIZAÇÃO</w:t>
       </w:r>
     </w:p>
     <w:p/>

--- a/test_out.docx
+++ b/test_out.docx
@@ -2562,7 +2562,522 @@
           <w:rFonts w:ascii="Aptos" w:hAnsi="Aptos"/>
           <w:sz w:val="22"/>
         </w:rPr>
-        <w:t>As Não Conformidades registradas no Quadro 1, a seguir, associadas aos respectivos subtrechos, foram avaliadas pelos valores do Índice de Gravidade Global (IGG) que ultrapassaram o limite máximo previsto ≥ 30, como também os valores do Índice Irregularidade Longitudinal (IRI) que ultrapassaram o limite máximo previsto ≥ 2,7 m/km constantes do Relatório Anual 01 de novembro/2025 elaborado pelo Verificador Independente.</w:t>
+        <w:t>Os trechos com Não Conformidades registradas no Quadro 1 e Quadro 2, a seguir, associadas aos respectivos subtrechos, foram avaliadas pelos valores do Índice de Gravidade Global (IGG) que ultrapassaram o limite máximo previsto ≥ 30, como também os valores do Índice Irregularidade Longitudinal (IRI) que ultrapassaram o limite máximo previsto ≥ 2,7 m/km constantes do Relatório Anual 01 de novembro/2025 elaborado pelo Verificador Independente.</w:t>
+      </w:r>
+    </w:p>
+    <w:p/>
+    <w:p>
+      <w:pPr>
+        <w:spacing w:after="120"/>
+        <w:jc w:val="center"/>
+      </w:pPr>
+      <w:r>
+        <w:rPr>
+          <w:rFonts w:ascii="Aptos" w:hAnsi="Aptos"/>
+          <w:sz w:val="22"/>
+        </w:rPr>
+        <w:t>Quadro 1 – Aplicação dos Critérios de Elegibilidade Relativos ao Pavimento PE009</w:t>
+      </w:r>
+    </w:p>
+    <w:p>
+      <w:pPr>
+        <w:spacing w:after="120"/>
+        <w:jc w:val="center"/>
+      </w:pPr>
+      <w:r>
+        <w:rPr>
+          <w:rFonts w:ascii="Aptos" w:hAnsi="Aptos"/>
+          <w:sz w:val="22"/>
+        </w:rPr>
+        <w:t>Quadro 2 – Aplicação dos Critérios de Elegibilidade Relativos ao Pavimento VPE034</w:t>
+      </w:r>
+    </w:p>
+    <w:p>
+      <w:pPr>
+        <w:spacing w:after="120" w:line="276" w:lineRule="auto"/>
+        <w:jc w:val="both"/>
+      </w:pPr>
+      <w:r>
+        <w:rPr>
+          <w:rFonts w:ascii="Aptos" w:hAnsi="Aptos"/>
+          <w:sz w:val="22"/>
+        </w:rPr>
+        <w:t>Visando garantir um pavimento de qualidade com a trafegabilidade e segurança viária para os usuários sugere-se que os Pontos de Atenção registrados no Quadro 3 sejam, tratados pela concessionaria. A seguir, estão associados aos respectivos subtrechos, possuem índices de Índice de Gravidade Global (IGG) e/ou Índice de Irregularidade Longitudinal (IRI) que não ultrapassaram o limite máximos previstos constantes do Relatório Anual 01 de novembro/2025 elaborado pelo Verificador Independente.</w:t>
+      </w:r>
+    </w:p>
+    <w:p/>
+    <w:p>
+      <w:pPr>
+        <w:spacing w:after="120"/>
+        <w:jc w:val="center"/>
+      </w:pPr>
+      <w:r>
+        <w:rPr>
+          <w:rFonts w:ascii="Aptos" w:hAnsi="Aptos"/>
+          <w:sz w:val="22"/>
+        </w:rPr>
+        <w:t>Quadro 3 – Trecho dos pontos de Atenção:</w:t>
+      </w:r>
+    </w:p>
+    <w:p/>
+    <w:p>
+      <w:pPr>
+        <w:spacing w:after="120" w:line="276" w:lineRule="auto"/>
+        <w:jc w:val="both"/>
+      </w:pPr>
+      <w:r>
+        <w:rPr>
+          <w:rFonts w:ascii="Aptos" w:hAnsi="Aptos"/>
+          <w:sz w:val="22"/>
+        </w:rPr>
+        <w:t xml:space="preserve">O </w:t>
+      </w:r>
+      <w:r>
+        <w:rPr>
+          <w:rFonts w:ascii="Aptos" w:hAnsi="Aptos"/>
+          <w:b/>
+          <w:sz w:val="22"/>
+        </w:rPr>
+        <w:t>Quadro 4</w:t>
+      </w:r>
+      <w:r>
+        <w:rPr>
+          <w:rFonts w:ascii="Aptos" w:hAnsi="Aptos"/>
+          <w:sz w:val="22"/>
+        </w:rPr>
+        <w:t xml:space="preserve">, a seguir, resume as Não Conformidades constatadas, relacionadas ao PDCL, com indicação dos respectivos registros fotográficos no </w:t>
+      </w:r>
+      <w:r>
+        <w:rPr>
+          <w:rFonts w:ascii="Aptos" w:hAnsi="Aptos"/>
+          <w:b/>
+          <w:sz w:val="22"/>
+        </w:rPr>
+        <w:t>Apêndice A</w:t>
+      </w:r>
+      <w:r>
+        <w:rPr>
+          <w:rFonts w:ascii="Aptos" w:hAnsi="Aptos"/>
+          <w:sz w:val="22"/>
+        </w:rPr>
+        <w:t xml:space="preserve"> e Pontos de Atenção respectivos registros fotográficos no </w:t>
+      </w:r>
+      <w:r>
+        <w:rPr>
+          <w:rFonts w:ascii="Aptos" w:hAnsi="Aptos"/>
+          <w:b/>
+          <w:sz w:val="22"/>
+        </w:rPr>
+        <w:t>Apêndice B</w:t>
+      </w:r>
+      <w:r>
+        <w:rPr>
+          <w:rFonts w:ascii="Aptos" w:hAnsi="Aptos"/>
+          <w:sz w:val="22"/>
+        </w:rPr>
+        <w:t>. A descrição da evidência está referenciada conforme a norma de descrição de defeitos do DNIT.</w:t>
+      </w:r>
+    </w:p>
+    <w:p/>
+    <w:p>
+      <w:pPr>
+        <w:spacing w:after="120"/>
+        <w:jc w:val="center"/>
+      </w:pPr>
+      <w:r>
+        <w:rPr>
+          <w:rFonts w:ascii="Aptos" w:hAnsi="Aptos"/>
+          <w:b/>
+          <w:sz w:val="22"/>
+        </w:rPr>
+        <w:t>Quadro 4</w:t>
+      </w:r>
+      <w:r>
+        <w:rPr>
+          <w:rFonts w:ascii="Aptos" w:hAnsi="Aptos"/>
+          <w:sz w:val="22"/>
+        </w:rPr>
+        <w:t xml:space="preserve"> – Não Conformidades por Rodovia/Sentido</w:t>
+      </w:r>
+    </w:p>
+    <w:p/>
+    <w:p>
+      <w:pPr>
+        <w:spacing w:after="120"/>
+        <w:jc w:val="center"/>
+      </w:pPr>
+      <w:r>
+        <w:rPr>
+          <w:rFonts w:ascii="Aptos" w:hAnsi="Aptos"/>
+          <w:b/>
+          <w:sz w:val="22"/>
+        </w:rPr>
+        <w:t>Quadro 5</w:t>
+      </w:r>
+      <w:r>
+        <w:rPr>
+          <w:rFonts w:ascii="Aptos" w:hAnsi="Aptos"/>
+          <w:sz w:val="22"/>
+        </w:rPr>
+        <w:t xml:space="preserve"> – Pontos de Atenção por Rodovia/Sentido</w:t>
+      </w:r>
+    </w:p>
+    <w:p/>
+    <w:p/>
+    <w:p/>
+    <w:p/>
+    <w:p>
+      <w:pPr>
+        <w:spacing w:before="240" w:after="120"/>
+      </w:pPr>
+      <w:r>
+        <w:rPr>
+          <w:b/>
+          <w:sz w:val="24"/>
+        </w:rPr>
+        <w:t>5. DETERMINAÇÕES GERAIS</w:t>
+      </w:r>
+    </w:p>
+    <w:p/>
+    <w:p>
+      <w:pPr>
+        <w:spacing w:after="120" w:line="276" w:lineRule="auto"/>
+        <w:jc w:val="both"/>
+      </w:pPr>
+      <w:r>
+        <w:rPr>
+          <w:rFonts w:ascii="Aptos" w:hAnsi="Aptos"/>
+          <w:sz w:val="22"/>
+        </w:rPr>
+        <w:t>Considerando os dispositivos contratuais pertinentes e visando garantir a qualidade dos serviços prestados, determina-se que a CRA tome as seguintes medidas através de um plano de ação:</w:t>
+      </w:r>
+    </w:p>
+    <w:p>
+      <w:pPr>
+        <w:spacing w:after="120" w:line="276" w:lineRule="auto"/>
+        <w:jc w:val="both"/>
+      </w:pPr>
+      <w:r>
+        <w:rPr>
+          <w:rFonts w:ascii="Aptos" w:hAnsi="Aptos"/>
+          <w:b/>
+          <w:sz w:val="22"/>
+        </w:rPr>
+        <w:t>Medidas de Manutenção / Conservação,</w:t>
+      </w:r>
+      <w:r>
+        <w:rPr>
+          <w:rFonts w:ascii="Aptos" w:hAnsi="Aptos"/>
+          <w:sz w:val="22"/>
+        </w:rPr>
+        <w:t xml:space="preserve"> detalhando cronograma com trechos a executar de forma que permita à Arpe uma programação mais efetiva do monitoramento de suas soluções a execução de cada subtrecho, conforme o modelo encaminhado para 2025 (Cronograma de Conserva Especial do Pavimento CRA 2025).</w:t>
+      </w:r>
+    </w:p>
+    <w:p>
+      <w:pPr>
+        <w:spacing w:after="120" w:line="276" w:lineRule="auto"/>
+        <w:jc w:val="both"/>
+      </w:pPr>
+      <w:r>
+        <w:rPr>
+          <w:rFonts w:ascii="Aptos" w:hAnsi="Aptos"/>
+          <w:b/>
+          <w:sz w:val="22"/>
+        </w:rPr>
+        <w:t>Medidas imediatas</w:t>
+      </w:r>
+      <w:r>
+        <w:rPr>
+          <w:rFonts w:ascii="Aptos" w:hAnsi="Aptos"/>
+          <w:sz w:val="22"/>
+        </w:rPr>
+        <w:t xml:space="preserve"> resolutividade das NC de Sinalização, nos prazos estabelecidos no subitem 4.1.3.3.2.4. Tachas e Tachões Refletivos do PDCL, conforme disposto no Quadro 1, na coluna denominada Determinações.</w:t>
+      </w:r>
+    </w:p>
+    <w:p/>
+    <w:p>
+      <w:pPr>
+        <w:spacing w:before="240" w:after="120"/>
+      </w:pPr>
+      <w:r>
+        <w:rPr>
+          <w:b/>
+          <w:sz w:val="24"/>
+        </w:rPr>
+        <w:t>6. RECOMENDAÇÕES</w:t>
+      </w:r>
+    </w:p>
+    <w:p/>
+    <w:p>
+      <w:pPr>
+        <w:spacing w:after="120" w:line="276" w:lineRule="auto"/>
+        <w:jc w:val="both"/>
+      </w:pPr>
+      <w:r>
+        <w:rPr>
+          <w:rFonts w:ascii="Aptos" w:hAnsi="Aptos"/>
+          <w:sz w:val="22"/>
+        </w:rPr>
+        <w:t>Considerando as disposições do Contrato de Concessão, em especial, o Anexo IV - PDCL, Outras Sinalizações, dados do Relatório Anual 01 de novembro/2025 elaborado VI, e outras legislação aplicável, devem ser observadas pela CRA as seguintes recomendações:</w:t>
+      </w:r>
+    </w:p>
+    <w:p>
+      <w:pPr>
+        <w:spacing w:after="120" w:line="276" w:lineRule="auto"/>
+        <w:jc w:val="both"/>
+      </w:pPr>
+      <w:r>
+        <w:rPr>
+          <w:rFonts w:ascii="Aptos" w:hAnsi="Aptos"/>
+          <w:sz w:val="22"/>
+        </w:rPr>
+        <w:t>Levantar a necessidade de reposição da SINALIZAÇÃO por tachas e tachões em todo o complexo viário Express Way,  em especial a retirada das tachar anteriores danificadas que podem causar risco a segurança dos usuários. O vi verificou deficiências em todos os trechos.</w:t>
+      </w:r>
+    </w:p>
+    <w:p/>
+    <w:p>
+      <w:pPr>
+        <w:spacing w:before="240" w:after="120"/>
+      </w:pPr>
+      <w:r>
+        <w:rPr>
+          <w:b/>
+          <w:sz w:val="24"/>
+        </w:rPr>
+        <w:t>7. CONCLUSÕES</w:t>
+      </w:r>
+    </w:p>
+    <w:p/>
+    <w:p>
+      <w:pPr>
+        <w:spacing w:after="120" w:line="276" w:lineRule="auto"/>
+        <w:jc w:val="both"/>
+      </w:pPr>
+      <w:r>
+        <w:rPr>
+          <w:rFonts w:ascii="Aptos" w:hAnsi="Aptos"/>
+          <w:sz w:val="22"/>
+        </w:rPr>
+        <w:t>Tendo em vista as ações de fiscalização realizadas pela Arpe foram constatadas quatorze (14) pontos ou trechos fiscalizados que apresentaram Não Conformidades distribuídas majoritariamente na PE 009, estas foram analisadas e caracterizadas a partir dos indicadores do Grupo Condição de Superfície definidos no Contrato de Concessão CT. nº 043/2011.</w:t>
+      </w:r>
+    </w:p>
+    <w:p>
+      <w:pPr>
+        <w:spacing w:after="120" w:line="276" w:lineRule="auto"/>
+        <w:jc w:val="both"/>
+      </w:pPr>
+      <w:r>
+        <w:rPr>
+          <w:rFonts w:ascii="Aptos" w:hAnsi="Aptos"/>
+          <w:sz w:val="22"/>
+        </w:rPr>
+        <w:t>Assim considerando a Programação de Conserva Especial do Pavimento - CRA 2026, solicita-se a inclusão destas não conformidades no cronograma detalhado de Conserva Especial do Pavimento que permita à Arpe uma realização mais efetiva dos monitoramentos ao longo de 2026.</w:t>
+      </w:r>
+    </w:p>
+    <w:p>
+      <w:pPr>
+        <w:spacing w:after="120" w:line="276" w:lineRule="auto"/>
+        <w:jc w:val="both"/>
+      </w:pPr>
+      <w:r>
+        <w:rPr>
+          <w:rFonts w:ascii="Aptos" w:hAnsi="Aptos"/>
+          <w:sz w:val="22"/>
+        </w:rPr>
+        <w:t>Recomenda-se, por fim, o encaminhamento deste Relatório de Fiscalização para que Suape, na qualidade de Gestor do Contrato e Regulador desse Sistema Viário, realize as providências cabíveis junto à Concessionária Rota do Atlântico com o objetivo de garantir a regularização das Não Conformidades pendentes apontadas por esta Agência de Regulação.</w:t>
+      </w:r>
+    </w:p>
+    <w:p>
+      <w:pPr>
+        <w:spacing w:after="120"/>
+        <w:jc w:val="both"/>
+      </w:pPr>
+      <w:r>
+        <w:rPr>
+          <w:rFonts w:ascii="Aptos" w:hAnsi="Aptos"/>
+          <w:sz w:val="22"/>
+        </w:rPr>
+        <w:t>Recife, data da assinatura eletrônica.</w:t>
+      </w:r>
+    </w:p>
+    <w:p/>
+    <w:p>
+      <w:pPr>
+        <w:spacing w:before="240" w:after="120"/>
+      </w:pPr>
+      <w:r>
+        <w:rPr>
+          <w:b/>
+          <w:sz w:val="24"/>
+        </w:rPr>
+        <w:t>APÊNDICE A – REGISTROS FOTOGRÁFICOS DAS NÃO CONFORMIDADES</w:t>
+      </w:r>
+    </w:p>
+    <w:p/>
+    <w:p/>
+    <w:p/>
+    <w:p/>
+    <w:p>
+      <w:pPr>
+        <w:spacing w:before="240" w:after="120"/>
+      </w:pPr>
+      <w:r>
+        <w:rPr>
+          <w:b/>
+          <w:sz w:val="24"/>
+        </w:rPr>
+        <w:t>APÊNDICE B – REGISTROS FOTOGRÁFICOS DAS PONTOS DE ATENÇÃO</w:t>
+      </w:r>
+    </w:p>
+    <w:p/>
+    <w:p/>
+    <w:p>
+      <w:pPr>
+        <w:spacing w:before="240" w:after="240"/>
+      </w:pPr>
+      <w:r>
+        <w:rPr>
+          <w:rFonts w:ascii="Aptos" w:hAnsi="Aptos"/>
+          <w:sz w:val="22"/>
+        </w:rPr>
+        <w:t>Recife, data da assinatura eletrônica.</w:t>
+      </w:r>
+    </w:p>
+    <w:p/>
+    <w:p/>
+    <w:p>
+      <w:pPr>
+        <w:spacing w:after="0"/>
+        <w:jc w:val="center"/>
+      </w:pPr>
+      <w:r>
+        <w:rPr>
+          <w:rFonts w:ascii="Aptos" w:hAnsi="Aptos"/>
+          <w:b/>
+          <w:sz w:val="22"/>
+        </w:rPr>
+        <w:t>Alcides Vieira de Azevedo Bezerra</w:t>
+      </w:r>
+    </w:p>
+    <w:p>
+      <w:pPr>
+        <w:spacing w:after="0"/>
+        <w:jc w:val="center"/>
+      </w:pPr>
+      <w:r>
+        <w:rPr>
+          <w:rFonts w:ascii="Aptos" w:hAnsi="Aptos"/>
+          <w:sz w:val="22"/>
+        </w:rPr>
+        <w:t>Analista de Regulação</w:t>
+      </w:r>
+    </w:p>
+    <w:p>
+      <w:pPr>
+        <w:spacing w:after="240"/>
+        <w:jc w:val="center"/>
+      </w:pPr>
+      <w:r>
+        <w:rPr>
+          <w:rFonts w:ascii="Aptos" w:hAnsi="Aptos"/>
+          <w:sz w:val="22"/>
+        </w:rPr>
+        <w:t>Matrícula 40672015/01</w:t>
+      </w:r>
+    </w:p>
+    <w:p/>
+    <w:p>
+      <w:pPr>
+        <w:spacing w:after="0"/>
+        <w:jc w:val="center"/>
+      </w:pPr>
+      <w:r>
+        <w:rPr>
+          <w:rFonts w:ascii="Aptos" w:hAnsi="Aptos"/>
+          <w:b/>
+          <w:sz w:val="22"/>
+        </w:rPr>
+        <w:t>Enildo Manoel da Silva Júnior</w:t>
+      </w:r>
+    </w:p>
+    <w:p>
+      <w:pPr>
+        <w:spacing w:after="0"/>
+        <w:jc w:val="center"/>
+      </w:pPr>
+      <w:r>
+        <w:rPr>
+          <w:rFonts w:ascii="Aptos" w:hAnsi="Aptos"/>
+          <w:sz w:val="22"/>
+        </w:rPr>
+        <w:t>Analista de Regulação</w:t>
+      </w:r>
+    </w:p>
+    <w:p>
+      <w:pPr>
+        <w:spacing w:after="240"/>
+        <w:jc w:val="center"/>
+      </w:pPr>
+      <w:r>
+        <w:rPr>
+          <w:rFonts w:ascii="Aptos" w:hAnsi="Aptos"/>
+          <w:sz w:val="22"/>
+        </w:rPr>
+        <w:t>Matrícula nº 1796500/02</w:t>
+      </w:r>
+    </w:p>
+    <w:p/>
+    <w:p>
+      <w:pPr>
+        <w:spacing w:before="240" w:after="240"/>
+      </w:pPr>
+      <w:r>
+        <w:rPr>
+          <w:rFonts w:ascii="Aptos" w:hAnsi="Aptos"/>
+          <w:sz w:val="22"/>
+        </w:rPr>
+        <w:t>Ciente e de acordo.</w:t>
+      </w:r>
+    </w:p>
+    <w:p/>
+    <w:p>
+      <w:pPr>
+        <w:spacing w:after="0"/>
+        <w:jc w:val="center"/>
+      </w:pPr>
+      <w:r>
+        <w:rPr>
+          <w:rFonts w:ascii="Aptos" w:hAnsi="Aptos"/>
+          <w:b/>
+          <w:sz w:val="22"/>
+        </w:rPr>
+        <w:t>Maria Ângela Albuquerque de Freitas</w:t>
+      </w:r>
+    </w:p>
+    <w:p>
+      <w:pPr>
+        <w:spacing w:after="0"/>
+        <w:jc w:val="center"/>
+      </w:pPr>
+      <w:r>
+        <w:rPr>
+          <w:rFonts w:ascii="Aptos" w:hAnsi="Aptos"/>
+          <w:sz w:val="22"/>
+        </w:rPr>
+        <w:t>Coordenadora de Transportes e Rodovias</w:t>
+      </w:r>
+    </w:p>
+    <w:p>
+      <w:pPr>
+        <w:spacing w:after="240"/>
+        <w:jc w:val="center"/>
+      </w:pPr>
+      <w:r>
+        <w:rPr>
+          <w:rFonts w:ascii="Aptos" w:hAnsi="Aptos"/>
+          <w:sz w:val="22"/>
+        </w:rPr>
+        <w:t>Matrícula nº 209640/01</w:t>
       </w:r>
     </w:p>
     <w:sectPr>
